--- a/L54_P1_Teacher_Packet.docx
+++ b/L54_P1_Teacher_Packet.docx
@@ -487,7 +487,7 @@
         <w:t>EXPLORE &amp; REASON</w:t>
         <w:br/>
         <w:br/>
-        <w:t>A. Solve 3(a + 1)^2 + 2 = 11. Use at least two different methods.</w:t>
+        <w:t>A. Solve 3(a + 1)² + 2 = 11. Use at least two different methods.</w:t>
         <w:br/>
         <w:br/>
         <w:t>B. Try each of the methods you used in part (a) to solve 3√(a + 1) + 2 = 11.</w:t>
@@ -1085,7 +1085,7 @@
         <w:t xml:space="preserve">a. √(x - 2) + 3 = 5 </w:t>
         <w:br/>
         <w:br/>
-        <w:t>b. \sqrt[3]{x - 1} = 2</w:t>
+        <w:t>b. ³√(x - 1) = 2</w:t>
       </w:r>
     </w:p>
     <w:p>
